--- a/Session15_ex02/Session15_ex02.docx
+++ b/Session15_ex02/Session15_ex02.docx
@@ -178,10 +178,10 @@
           <w:bCs/>
         </w:rPr>
         <w:drawing>
-          <wp:inline distT="0" distB="0" distL="0" distR="0" wp14:anchorId="5465AF6C" wp14:editId="6F1FA044">
-            <wp:extent cx="2990215" cy="1181100"/>
-            <wp:effectExtent l="0" t="0" r="635" b="0"/>
-            <wp:docPr id="1273239478" name="Picture 1"/>
+          <wp:inline distT="0" distB="0" distL="0" distR="0" wp14:anchorId="6ED6E2E2" wp14:editId="4FC6E0F7">
+            <wp:extent cx="2990215" cy="1247775"/>
+            <wp:effectExtent l="0" t="0" r="635" b="9525"/>
+            <wp:docPr id="270663616" name="Picture 1"/>
             <wp:cNvGraphicFramePr>
               <a:graphicFrameLocks xmlns:a="http://schemas.openxmlformats.org/drawingml/2006/main" noChangeAspect="1"/>
             </wp:cNvGraphicFramePr>
@@ -189,7 +189,7 @@
               <a:graphicData uri="http://schemas.openxmlformats.org/drawingml/2006/picture">
                 <pic:pic xmlns:pic="http://schemas.openxmlformats.org/drawingml/2006/picture">
                   <pic:nvPicPr>
-                    <pic:cNvPr id="1273239478" name=""/>
+                    <pic:cNvPr id="270663616" name=""/>
                     <pic:cNvPicPr/>
                   </pic:nvPicPr>
                   <pic:blipFill>
@@ -201,7 +201,7 @@
                   <pic:spPr>
                     <a:xfrm>
                       <a:off x="0" y="0"/>
-                      <a:ext cx="2990215" cy="1181100"/>
+                      <a:ext cx="2990215" cy="1247775"/>
                     </a:xfrm>
                     <a:prstGeom prst="rect">
                       <a:avLst/>
